--- a/nicc_commentary_response/03_Email_2_Submission_Cover.docx
+++ b/nicc_commentary_response/03_Email_2_Submission_Cover.docx
@@ -190,7 +190,7 @@
           <w:sz w:val="24"/>
           <w:szCs w:val="24"/>
         </w:rPr>
-        <w:t xml:space="preserve">Our response is entitled “Two references for trust in AI-assisted early warning: A response to ‘Calibrated to what?’”. Its main text runs to 1,482 words, including headings and excluding the title (14 words), end statements and references, within the 1,500-word limit. All three authors have read and approved it.</w:t>
+        <w:t xml:space="preserve">Our response is entitled “Two reference points for trust in AI-assisted early warning: A response to ‘Calibrated to what?’”. Its main text runs to 1,471 words, including headings and excluding the title (15 words), end statements and references, within the 1,500-word limit. All three authors have read and approved it.</w:t>
       </w:r>
     </w:p>
     <w:p>

--- a/nicc_commentary_response/03_Email_2_Submission_Cover.docx
+++ b/nicc_commentary_response/03_Email_2_Submission_Cover.docx
@@ -190,7 +190,7 @@
           <w:sz w:val="24"/>
           <w:szCs w:val="24"/>
         </w:rPr>
-        <w:t xml:space="preserve">Our response is entitled “Two reference points for trust in AI-assisted early warning: A response to ‘Calibrated to what?’”. Its main text runs to 1,471 words, including headings and excluding the title (15 words), end statements and references, within the 1,500-word limit. All three authors have read and approved it.</w:t>
+        <w:t xml:space="preserve">Our response is entitled “The patient and the system: Two reference points for evaluating nurses’ trust in AI-assisted early warning”. Its main text runs to 1,478 words, including headings and excluding the title (16 words), end statements and references, within the 1,500-word limit. All three authors have read and approved it.</w:t>
       </w:r>
     </w:p>
     <w:p>
@@ -227,7 +227,7 @@
           <w:sz w:val="24"/>
           <w:szCs w:val="24"/>
         </w:rPr>
-        <w:t xml:space="preserve">clarify what our interpretive study claimed about nurses’ trust, and accept that the wording “actively calibrated” is better read as “calibrating”, the work nurses described, rather than as a verified outcome;</w:t>
+        <w:t xml:space="preserve">clarify what our interpretive study claimed about nurses’ trust, stating precisely that participants described adjusting their trust through experience, while the accuracy of those adjustments was not evaluated;</w:t>
       </w:r>
     </w:p>
     <w:p>
@@ -269,7 +269,7 @@
           <w:sz w:val="24"/>
           <w:szCs w:val="24"/>
         </w:rPr>
-        <w:t xml:space="preserve">set out where our recommendations converge with theirs, including symmetric, log-based capture of alert outputs, responses and outcomes, nurse-facing performance reports that include missed events, and behavioural designs that complement interview research.</w:t>
+        <w:t xml:space="preserve">set out where our recommendations converge with theirs, including symmetric, log-based capture of alert outputs, responses and outcomes, nurse-facing performance reports that include missed events, and the evaluation designs needed to test whether nurses’ trust tracks the system’s reliability.</w:t>
       </w:r>
     </w:p>
     <w:p>
@@ -285,7 +285,7 @@
           <w:sz w:val="24"/>
           <w:szCs w:val="24"/>
         </w:rPr>
-        <w:t xml:space="preserve">As the commentary was shared with us without the authors’ names, the author field and DOI of the commentary (in the “Response to” line and in reference 1) are highlighted for the Editorial Office to complete.</w:t>
+        <w:t xml:space="preserve">Our response refers to the commentary in its text. Should the journal’s style require a formal citation of the commentary, we would be grateful if the Editorial Office could add it.</w:t>
       </w:r>
     </w:p>
     <w:p>

--- a/nicc_commentary_response/03_Email_2_Submission_Cover.docx
+++ b/nicc_commentary_response/03_Email_2_Submission_Cover.docx
@@ -190,7 +190,7 @@
           <w:sz w:val="24"/>
           <w:szCs w:val="24"/>
         </w:rPr>
-        <w:t xml:space="preserve">Our response is entitled “The patient and the system: Two reference points for evaluating nurses’ trust in AI-assisted early warning”. Its main text runs to 1,478 words, including headings and excluding the title (16 words), end statements and references, within the 1,500-word limit. All three authors have read and approved it.</w:t>
+        <w:t xml:space="preserve">Our response is entitled “Reading the patient, measuring the system: Two reference points for nurses’ trust in AI-assisted early warning”. Its main text runs to 1,481 words, including headings and excluding the title (16 words), end statements and references, within the 1,500-word limit. All three authors have read and approved it.</w:t>
       </w:r>
     </w:p>
     <w:p>
@@ -285,7 +285,7 @@
           <w:sz w:val="24"/>
           <w:szCs w:val="24"/>
         </w:rPr>
-        <w:t xml:space="preserve">Our response refers to the commentary in its text. Should the journal’s style require a formal citation of the commentary, we would be grateful if the Editorial Office could add it.</w:t>
+        <w:t xml:space="preserve">Because the commentary will be published alongside our response and its bibliographic details are not yet available to us, we refer to it in the text as “the commentators” and have not listed it in the references. Should the journal’s style require a formal citation, we would be grateful if the Editorial Office could add it as reference 1 at its first mention in the Introduction and renumber the remaining references accordingly.</w:t>
       </w:r>
     </w:p>
     <w:p>

--- a/nicc_commentary_response/03_Email_2_Submission_Cover.docx
+++ b/nicc_commentary_response/03_Email_2_Submission_Cover.docx
@@ -190,7 +190,7 @@
           <w:sz w:val="24"/>
           <w:szCs w:val="24"/>
         </w:rPr>
-        <w:t xml:space="preserve">Our response is entitled “Reading the patient, measuring the system: Two reference points for nurses’ trust in AI-assisted early warning”. Its main text runs to 1,481 words, including headings and excluding the title (16 words), end statements and references, within the 1,500-word limit. All three authors have read and approved it.</w:t>
+        <w:t xml:space="preserve">Our response is entitled “Reading the Patient, Evaluating the System: Nurses’ Trust and Reliance in AI-Assisted Early Warning”. Its main text runs to 1,460 words, including headings and excluding the title (14 words), end statements and references, within the 1,500-word limit. All three authors have read and approved it.</w:t>
       </w:r>
     </w:p>
     <w:p>
@@ -285,7 +285,7 @@
           <w:sz w:val="24"/>
           <w:szCs w:val="24"/>
         </w:rPr>
-        <w:t xml:space="preserve">Because the commentary will be published alongside our response and its bibliographic details are not yet available to us, we refer to it in the text as “the commentators” and have not listed it in the references. Should the journal’s style require a formal citation, we would be grateful if the Editorial Office could add it as reference 1 at its first mention in the Introduction and renumber the remaining references accordingly.</w:t>
+        <w:t xml:space="preserve">Because the commentary will be published alongside our response and its bibliographic details are not yet available to us, we identify it by title in the Introduction and have not listed it in the references. Should the journal’s style require a formal citation, we would be grateful if the Editorial Office could add it as reference 1 at its first mention in the Introduction and renumber the remaining references accordingly.</w:t>
       </w:r>
     </w:p>
     <w:p>

--- a/nicc_commentary_response/03_Email_2_Submission_Cover.docx
+++ b/nicc_commentary_response/03_Email_2_Submission_Cover.docx
@@ -190,7 +190,7 @@
           <w:sz w:val="24"/>
           <w:szCs w:val="24"/>
         </w:rPr>
-        <w:t xml:space="preserve">Our response is entitled “Reading the Patient, Evaluating the System: Nurses’ Trust and Reliance in AI-Assisted Early Warning”. Its main text runs to 1,460 words, including headings and excluding the title (14 words), end statements and references, within the 1,500-word limit. All three authors have read and approved it.</w:t>
+        <w:t xml:space="preserve">Our response is entitled “Reading the Patient, Evaluating the System: Nurses’ Trust and Reliance in AI-Assisted Early Warning”. Its main text runs to 1,465 words, including headings and excluding the title (14 words), end statements and references, within the 1,500-word limit. All three authors have read and approved it.</w:t>
       </w:r>
     </w:p>
     <w:p>

--- a/nicc_commentary_response/03_Email_2_Submission_Cover.docx
+++ b/nicc_commentary_response/03_Email_2_Submission_Cover.docx
@@ -190,7 +190,7 @@
           <w:sz w:val="24"/>
           <w:szCs w:val="24"/>
         </w:rPr>
-        <w:t xml:space="preserve">Our response is entitled “Reading the Patient, Evaluating the System: Nurses’ Trust and Reliance in AI-Assisted Early Warning”. Its main text runs to 1,465 words, including headings and excluding the title (14 words), end statements and references, within the 1,500-word limit. All three authors have read and approved it.</w:t>
+        <w:t xml:space="preserve">Our response is entitled “Reading the Patient, Evaluating the System: Nurses’ Trust and Reliance in AI-Assisted Early Warning”. Its main text runs to 1,469 words, including headings and excluding the title (14 words), end statements and references, within the 1,500-word limit. All three authors have read and approved it.</w:t>
       </w:r>
     </w:p>
     <w:p>
